--- a/res/programmes/Securite-du-cloud-AWS-33h.docx
+++ b/res/programmes/Securite-du-cloud-AWS-33h.docx
@@ -64,7 +64,7 @@
         <w:pStyle w:val="ProgCoverSub"/>
       </w:pPr>
       <w:r>
-        <w:t>Sécuriser, surveiller et répondre aux incidents sur les comptes et les charges de travail AWS</w:t>
+        <w:t>Sécuriser et surveiller les comptes et charges de travail AWS, et répondre aux incidents</w:t>
       </w:r>
     </w:p>
     <w:p>
@@ -212,7 +212,7 @@
         <w:pStyle w:val="ProgBody"/>
       </w:pPr>
       <w:r>
-        <w:t>Ce programme apprend aux participants à sécuriser des environnements Amazon Web Services, de l’identité à la réponse aux incidents. Ils travaillent avec les politiques IAM et leur logique d’évaluation, gouvernent de nombreux comptes avec Organizations, les politiques de contrôle de services et de ressources et IAM Identity Center, protègent les réseaux et la périphérie, chiffrent les données et gèrent les secrets, détectent menaces et erreurs de configuration avec CloudTrail, Config, GuardDuty, Security Hub et Inspector, et répondent aux incidents avec des procédures et une remédiation automatisée. Une présentation de l’examen Security – Specialty clôt le contenu, et le programme s’achève par un projet final : un compte volontairement non sécurisé, sécurisé par chaque équipe, avec un rapport de constats.</w:t>
+        <w:t>Ce programme apprend aux participants à sécuriser des environnements Amazon Web Services, de l’identité à la réponse aux incidents. Ils travaillent avec les politiques IAM et leur logique d’évaluation, gouvernent de nombreux comptes avec Organizations, les politiques de contrôle de services et de ressources et IAM Identity Center, protègent les réseaux et la périphérie, chiffrent les données et gèrent les secrets, détectent menaces et erreurs de configuration avec CloudTrail, Config, GuardDuty, Security Hub CSPM et Inspector, et répondent aux incidents avec des procédures et une remédiation automatisée. Une présentation de l’examen Security – Specialty clôt le contenu, et le programme s’achève par un projet final : un compte volontairement non sécurisé, sécurisé par chaque équipe, avec un rapport de constats.</w:t>
       </w:r>
     </w:p>
     <w:p>
@@ -451,7 +451,7 @@
               <w:keepNext/>
             </w:pPr>
             <w:r>
-              <w:t>CloudTrail, Config, GuardDuty, Security Hub, Inspector, réponse aux incidents, SCS-C03</w:t>
+              <w:t>CloudTrail, Config, GuardDuty, Security Hub CSPM, Inspector, réponse aux incidents, SCS-C03</w:t>
             </w:r>
           </w:p>
         </w:tc>
@@ -724,7 +724,7 @@
               <w:pStyle w:val="ProgTableText"/>
             </w:pPr>
             <w:r>
-              <w:t>AWS Cloud Practitioner (cours), ou pratique équivalente des services AWS essentiels. Ces services ne sont pas réintroduits</w:t>
+              <w:t>Services AWS essentiels (cours : AWS Cloud Practitioner), ou pratique équivalente. Ces services ne sont pas réenseignés</w:t>
             </w:r>
           </w:p>
         </w:tc>
@@ -893,7 +893,7 @@
         <w:pStyle w:val="ProgIntro"/>
       </w:pPr>
       <w:r>
-        <w:t>Les participants partent du pilier sécurité du Well-Architected Framework, puis maîtrisent la couche identité : évaluation des politiques IAM, rôles et limites d’autorisations, analyse des accès, et gouvernance multicompte avec Organizations, les politiques de contrôle de services et de ressources, IAM Identity Center et Cognito. TP validé : un compte membre où une politique de contrôle de services empêche de désactiver CloudTrail, et des développeurs qui se connectent via IAM Identity Center avec un jeu d’autorisations.</w:t>
+        <w:t>Les participants partent du pilier sécurité du Well-Architected Framework, puis maîtrisent la couche identité : évaluation des politiques IAM, rôles et limites d’autorisations, analyse des accès, et gouvernance multicompte avec Organizations, les politiques de contrôle de services et de ressources, IAM Identity Center et Cognito. TP validé : un compte membre où une politique de contrôle de services empêche de désactiver CloudTrail, et des développeurs qui se connectent via IAM Identity Center avec un ensemble d’autorisations.</w:t>
       </w:r>
     </w:p>
     <w:tbl>
@@ -1326,7 +1326,7 @@
               <w:pStyle w:val="ProgTableText"/>
             </w:pPr>
             <w:r>
-              <w:t>Sécurité VPC, groupes de sécurité et ACL réseau, WAF, Shield, Network Firewall</w:t>
+              <w:t>Sécurité VPC, groupes de sécurité et ACL réseau, WAF, Shield Standard (Shield Advanced présenté, non souscrit), Network Firewall</w:t>
             </w:r>
           </w:p>
         </w:tc>
@@ -1570,7 +1570,7 @@
               <w:pStyle w:val="ProgTableText"/>
             </w:pPr>
             <w:r>
-              <w:t>CloudTrail, CloudWatch, Config, GuardDuty, Security Hub, Inspector, correctifs avec Systems Manager</w:t>
+              <w:t>CloudTrail, CloudWatch, Config, GuardDuty, Security Hub CSPM, Inspector, correctifs avec Systems Manager</w:t>
             </w:r>
           </w:p>
         </w:tc>
@@ -1691,7 +1691,7 @@
               <w:pStyle w:val="ProgTableStrong"/>
             </w:pPr>
             <w:r>
-              <w:t>Présentation du Security – Specialty (SCS-C03)</w:t>
+              <w:t>Présentation de l’examen Security – Specialty (SCS-C03)</w:t>
             </w:r>
           </w:p>
         </w:tc>
@@ -1948,7 +1948,7 @@
               <w:pStyle w:val="ProgTableText"/>
             </w:pPr>
             <w:r>
-              <w:t>Activer GuardDuty et Security Hub, automatiser une remédiation, rédiger le rapport de constats</w:t>
+              <w:t>Activer GuardDuty et Security Hub CSPM, automatiser une remédiation, rédiger le rapport de constats</w:t>
             </w:r>
           </w:p>
         </w:tc>
@@ -2073,7 +2073,7 @@
         <w:pStyle w:val="ProgBoxText"/>
       </w:pPr>
       <w:r>
-        <w:t>Un compte AWS aux réglages volontairement non sécurisés ramené à un niveau de sécurité de référence : IAM au moindre privilège, chiffrement, journalisation, GuardDuty et Security Hub, et au moins une remédiation automatisée, documentés dans un rapport de constats.</w:t>
+        <w:t>Un compte AWS aux réglages volontairement non sécurisés ramené à un niveau de sécurité de référence : IAM au moindre privilège, chiffrement, journalisation, GuardDuty et Security Hub CSPM, et au moins une remédiation automatisée, documentés dans un rapport de constats.</w:t>
       </w:r>
     </w:p>
     <w:p>
@@ -2087,7 +2087,7 @@
         <w:t>Outils</w:t>
       </w:r>
       <w:r>
-        <w:t xml:space="preserve">  AWS : IAM, Organizations, KMS, CloudTrail, Config, GuardDuty, Security Hub, EventBridge, Lambda, Systems Manager</w:t>
+        <w:t xml:space="preserve">  AWS : IAM, Organizations, KMS, CloudTrail, Config, GuardDuty, Security Hub CSPM, EventBridge, Lambda, Systems Manager</w:t>
       </w:r>
     </w:p>
     <w:p>

--- a/res/programmes/Securite-du-cloud-AWS-33h.docx
+++ b/res/programmes/Securite-du-cloud-AWS-33h.docx
@@ -32,7 +32,13 @@
                     <pic:cNvPicPr/>
                   </pic:nvPicPr>
                   <pic:blipFill>
-                    <a:blip r:embed="rId12"/>
+                    <a:blip r:embed="rId12">
+                      <a:extLst>
+                        <a:ext uri="{96DAC541-7B7A-43D3-8B79-37D633B846F1}">
+                          <asvg:svgBlip xmlns:asvg="http://schemas.microsoft.com/office/drawing/2016/SVG/main" r:embed="rId13"/>
+                        </a:ext>
+                      </a:extLst>
+                    </a:blip>
                     <a:stretch>
                       <a:fillRect/>
                     </a:stretch>
@@ -132,7 +138,7 @@
             <w:r>
               <w:drawing>
                 <wp:inline xmlns:a="http://schemas.openxmlformats.org/drawingml/2006/main" xmlns:pic="http://schemas.openxmlformats.org/drawingml/2006/picture">
-                  <wp:extent cx="516649" cy="486000"/>
+                  <wp:extent cx="516563" cy="486000"/>
                   <wp:docPr id="901" name="Picture 901"/>
                   <wp:cNvGraphicFramePr>
                     <a:graphicFrameLocks noChangeAspect="1"/>
@@ -145,7 +151,13 @@
                           <pic:cNvPicPr/>
                         </pic:nvPicPr>
                         <pic:blipFill>
-                          <a:blip r:embed="rId13"/>
+                          <a:blip r:embed="rId14">
+                            <a:extLst>
+                              <a:ext uri="{96DAC541-7B7A-43D3-8B79-37D633B846F1}">
+                                <asvg:svgBlip xmlns:asvg="http://schemas.microsoft.com/office/drawing/2016/SVG/main" r:embed="rId15"/>
+                              </a:ext>
+                            </a:extLst>
+                          </a:blip>
                           <a:stretch>
                             <a:fillRect/>
                           </a:stretch>
@@ -153,7 +165,7 @@
                         <pic:spPr>
                           <a:xfrm>
                             <a:off x="0" y="0"/>
-                            <a:ext cx="516649" cy="486000"/>
+                            <a:ext cx="516563" cy="486000"/>
                           </a:xfrm>
                           <a:prstGeom prst="rect"/>
                         </pic:spPr>
@@ -2128,7 +2140,7 @@
     <w:r>
       <w:drawing>
         <wp:inline xmlns:a="http://schemas.openxmlformats.org/drawingml/2006/main" xmlns:pic="http://schemas.openxmlformats.org/drawingml/2006/picture">
-          <wp:extent cx="114811" cy="108000"/>
+          <wp:extent cx="114792" cy="108000"/>
           <wp:docPr id="1" name="Picture 1"/>
           <wp:cNvGraphicFramePr>
             <a:graphicFrameLocks noChangeAspect="1"/>
@@ -2141,7 +2153,13 @@
                   <pic:cNvPicPr/>
                 </pic:nvPicPr>
                 <pic:blipFill>
-                  <a:blip r:embed="rId1"/>
+                  <a:blip r:embed="rId1">
+                    <a:extLst>
+                      <a:ext uri="{96DAC541-7B7A-43D3-8B79-37D633B846F1}">
+                        <asvg:svgBlip xmlns:asvg="http://schemas.microsoft.com/office/drawing/2016/SVG/main" r:embed="rId2"/>
+                      </a:ext>
+                    </a:extLst>
+                  </a:blip>
                   <a:stretch>
                     <a:fillRect/>
                   </a:stretch>
@@ -2149,7 +2167,7 @@
                 <pic:spPr>
                   <a:xfrm>
                     <a:off x="0" y="0"/>
-                    <a:ext cx="114811" cy="108000"/>
+                    <a:ext cx="114792" cy="108000"/>
                   </a:xfrm>
                   <a:prstGeom prst="rect"/>
                 </pic:spPr>
